--- a/docs/submission/interview/2026-08-26-recording-kanpe.docx
+++ b/docs/submission/interview/2026-08-26-recording-kanpe.docx
@@ -26,7 +26,7 @@
           <w:color w:val="1A1A1A"/>
           <w:sz w:val="19"/>
         </w:rPr>
-        <w:t>SBC.別班連携チーム『大島スマートコース』｜収録 2026年8月26日・Zoom・日本語｜作成 2026-08-25</w:t>
+        <w:t>SBC.情報通信技術部特別班『大島スマートコース』｜収録 2026年8月26日・Zoom・日本語｜作成 2026-08-25</w:t>
       </w:r>
     </w:p>
     <w:p>
@@ -714,7 +714,7 @@
                 <w:color w:val="1A1A1A"/>
                 <w:sz w:val="22"/>
               </w:rPr>
-              <w:t>島の現実はこうです。大きな荷物はバスで1個500円、混雑時は乗車拒否も。宿のチェックインは15時。三原山ラインは1日3往復で、午後に山へ上がる便はない。知らないと、初日が崩れます。▶</w:t>
+              <w:t>島の現実はこうです。大きな荷物は、混雑時にバスへの乗車を断られることも。宿のチェックインは15時。三原山ラインは1日3往復で、午後に山へ上がる便はない。知らないと、初日が崩れます。▶</w:t>
             </w:r>
           </w:p>
         </w:tc>
@@ -1204,7 +1204,7 @@
                 <w:color w:val="1A1A1A"/>
                 <w:sz w:val="22"/>
               </w:rPr>
-              <w:t>オープンデータ×ドメイン知識×AI。「大島スマートコース」、今すぐ使えます。以上、SBC.別班連携チームの発表でした。ありがとうございました。</w:t>
+              <w:t>オープンデータ×ドメイン知識×AI。「大島スマートコース」、今すぐ使えます。以上、SBC.情報通信技術部特別班の発表でした。ありがとうございました。</w:t>
             </w:r>
           </w:p>
         </w:tc>
